--- a/docs/marketing/Mindy-MCP-Whitepaper.docx
+++ b/docs/marketing/Mindy-MCP-Whitepaper.docx
@@ -338,7 +338,7 @@
           <w:sz w:val="21"/>
           <w:szCs w:val="21"/>
         </w:rPr>
-        <w:t xml:space="preserve">DoDAAC-anchored buying-office contacts</w:t>
+        <w:t xml:space="preserve">Office-level buying contacts</w:t>
       </w:r>
       <w:r>
         <w:rPr>
@@ -1963,7 +1963,7 @@
                 <w:sz w:val="19"/>
                 <w:szCs w:val="19"/>
               </w:rPr>
-              <w:t xml:space="preserve">Named POCs at a buying office, DoDAAC-anchored</w:t>
+              <w:t xml:space="preserve">Named POCs at a specific buying office</w:t>
             </w:r>
           </w:p>
         </w:tc>
@@ -2642,7 +2642,7 @@
           <w:sz w:val="28"/>
           <w:szCs w:val="28"/>
         </w:rPr>
-        <w:t xml:space="preserve">The DoDAAC anchor — the precision competitors miss</w:t>
+        <w:t xml:space="preserve">Office-level precision — the buying office beneath the department label</w:t>
       </w:r>
     </w:p>
     <w:p>
@@ -2687,7 +2687,7 @@
           <w:sz w:val="21"/>
           <w:szCs w:val="21"/>
         </w:rPr>
-        <w:t xml:space="preserve">Mindy anchors on the </w:t>
+        <w:t xml:space="preserve">Mindy resolves the </w:t>
       </w:r>
       <w:r>
         <w:rPr>
@@ -2697,15 +2697,33 @@
           <w:sz w:val="21"/>
           <w:szCs w:val="21"/>
         </w:rPr>
-        <w:t xml:space="preserve">6-character DoDAAC</w:t>
-      </w:r>
-      <w:r>
-        <w:rPr>
-          <w:color w:val="1f2937"/>
-          <w:sz w:val="21"/>
-          <w:szCs w:val="21"/>
-        </w:rPr>
-        <w:t xml:space="preserve"> that prefixes every solicitation number. </w:t>
+        <w:t xml:space="preserve">real buying office</w:t>
+      </w:r>
+      <w:r>
+        <w:rPr>
+          <w:color w:val="1f2937"/>
+          <w:sz w:val="21"/>
+          <w:szCs w:val="21"/>
+        </w:rPr>
+        <w:t xml:space="preserve"> beneath that label. Ask for the contacts at the Army Corps of Engineers Los Angeles District and Mindy returns </w:t>
+      </w:r>
+      <w:r>
+        <w:rPr>
+          <w:i/>
+          <w:iCs/>
+          <w:color w:val="1f2937"/>
+          <w:sz w:val="21"/>
+          <w:szCs w:val="21"/>
+        </w:rPr>
+        <w:t xml:space="preserve">that office's own</w:t>
+      </w:r>
+      <w:r>
+        <w:rPr>
+          <w:color w:val="1f2937"/>
+          <w:sz w:val="21"/>
+          <w:szCs w:val="21"/>
+        </w:rPr>
+        <w:t xml:space="preserve"> people — eleven </w:t>
       </w:r>
       <w:r>
         <w:rPr>
@@ -2714,41 +2732,6 @@
           <w:sz w:val="21"/>
           <w:szCs w:val="21"/>
         </w:rPr>
-        <w:t xml:space="preserve">W912PL</w:t>
-      </w:r>
-      <w:r>
-        <w:rPr>
-          <w:color w:val="1f2937"/>
-          <w:sz w:val="21"/>
-          <w:szCs w:val="21"/>
-        </w:rPr>
-        <w:t xml:space="preserve"> is the Army Corps of Engineers Los Angeles District. Ask for its contacts and Mindy returns </w:t>
-      </w:r>
-      <w:r>
-        <w:rPr>
-          <w:i/>
-          <w:iCs/>
-          <w:color w:val="1f2937"/>
-          <w:sz w:val="21"/>
-          <w:szCs w:val="21"/>
-        </w:rPr>
-        <w:t xml:space="preserve">that office's own</w:t>
-      </w:r>
-      <w:r>
-        <w:rPr>
-          <w:color w:val="1f2937"/>
-          <w:sz w:val="21"/>
-          <w:szCs w:val="21"/>
-        </w:rPr>
-        <w:t xml:space="preserve"> people — eleven </w:t>
-      </w:r>
-      <w:r>
-        <w:rPr>
-          <w:rFonts w:ascii="Consolas" w:cs="Consolas" w:eastAsia="Consolas" w:hAnsi="Consolas"/>
-          <w:color w:val="6d28d9"/>
-          <w:sz w:val="21"/>
-          <w:szCs w:val="21"/>
-        </w:rPr>
         <w:t xml:space="preserve">@usace.army.mil</w:t>
       </w:r>
       <w:r>
@@ -2757,7 +2740,7 @@
           <w:sz w:val="21"/>
           <w:szCs w:val="21"/>
         </w:rPr>
-        <w:t xml:space="preserve"> engineers with real email addresses — plus its eleven open solicitations, not the department-wide flood. That's the difference between "we wrap the API" and "we know how federal buying actually works."</w:t>
+        <w:t xml:space="preserve"> engineers with real email addresses — plus its eleven open solicitations, not the department-wide flood. That precision comes from understanding how federal buying is actually structured, and it's the difference between "we wrap the API" and "we know how the money is actually spent."</w:t>
       </w:r>
     </w:p>
     <w:p>
@@ -3905,7 +3888,7 @@
           <w:sz w:val="21"/>
           <w:szCs w:val="21"/>
         </w:rPr>
-        <w:t xml:space="preserve"> — winning playbooks, DoDAAC-anchored contacts, SBLO teaming, and podcast lessons that took eight years to build.</w:t>
+        <w:t xml:space="preserve"> — winning playbooks, office-level buying contacts, SBLO teaming, and podcast lessons that took eight years to build.</w:t>
       </w:r>
     </w:p>
     <w:p>

--- a/docs/marketing/Mindy-MCP-Whitepaper.docx
+++ b/docs/marketing/Mindy-MCP-Whitepaper.docx
@@ -1511,7 +1511,7 @@
           </w:tcPr>
           <w:p>
             <w:r>
-              <w:t xml:space="preserve">The Small Business Liaison Officer at a prime — the teaming front door</w:t>
+              <w:t xml:space="preserve">The Small Business Liaison Officer at a prime — the teaming front door (curated roster → live BigQuery prime-verification fallback)</w:t>
             </w:r>
           </w:p>
         </w:tc>
@@ -3394,7 +3394,7 @@
           </w:tcPr>
           <w:p>
             <w:r>
-              <w:t xml:space="preserve">Most lookups — opportunity search, pricing intel, agency intel, OSBP + SBLO contacts, keyword coverage, compliance scan, bid/no-bid, proposal outline, event series</w:t>
+              <w:t xml:space="preserve">Most lookups — opportunity search, pricing intel, agency intel, OSBP contacts, keyword coverage, compliance scan, bid/no-bid, proposal outline, event series</w:t>
             </w:r>
           </w:p>
         </w:tc>
@@ -3442,7 +3442,7 @@
           </w:tcPr>
           <w:p>
             <w:r>
-              <w:t xml:space="preserve">Deeper reads — incumbent financials, award detail, predecessor trace, competitive landscape, agency spending breakdown, buying-office roster, recompete match, SOW extraction, SBA goaling</w:t>
+              <w:t xml:space="preserve">Deeper reads — incumbent financials, award detail, predecessor trace, competitive landscape, agency spending breakdown, buying-office roster, SBLO teaming lookup, recompete match, SOW extraction, SBA goaling</w:t>
             </w:r>
           </w:p>
         </w:tc>

--- a/docs/marketing/Mindy-MCP-Whitepaper.docx
+++ b/docs/marketing/Mindy-MCP-Whitepaper.docx
@@ -2153,7 +2153,7 @@
           </w:tcPr>
           <w:p>
             <w:r>
-              <w:t xml:space="preserve">Named POCs at a specific buying office</w:t>
+              <w:t xml:space="preserve">Named POCs at a specific buying office — from a ~167K-row directory (~85K emailable), DoDAAC-anchored</w:t>
             </w:r>
           </w:p>
         </w:tc>

--- a/docs/marketing/Mindy-MCP-Whitepaper.docx
+++ b/docs/marketing/Mindy-MCP-Whitepaper.docx
@@ -324,7 +324,7 @@
         <w:rPr>
           <w:color w:val="5B34D6"/>
         </w:rPr>
-        <w:t xml:space="preserve">What Mindy MCP gives an agent — 40 tools across four layers</w:t>
+        <w:t xml:space="preserve">What Mindy MCP gives an agent — 50 tools across four layers</w:t>
       </w:r>
     </w:p>
     <w:p>
@@ -4275,7 +4275,7 @@
           <w:b/>
           <w:bCs/>
         </w:rPr>
-        <w:t xml:space="preserve">40 tools</w:t>
+        <w:t xml:space="preserve">50 tools</w:t>
       </w:r>
       <w:r>
         <w:t xml:space="preserve"> spanning the public data any agent needs, a full proposal pipeline, and the proprietary intelligence no competitor can copy, all under a contract that returns real data or honestly returns nothing.</w:t>

--- a/docs/marketing/Mindy-MCP-Whitepaper.docx
+++ b/docs/marketing/Mindy-MCP-Whitepaper.docx
@@ -324,7 +324,7 @@
         <w:rPr>
           <w:color w:val="5B34D6"/>
         </w:rPr>
-        <w:t xml:space="preserve">What Mindy MCP gives an agent — 50 tools across four layers</w:t>
+        <w:t xml:space="preserve">What Mindy MCP gives an agent — 51 tools across four layers</w:t>
       </w:r>
     </w:p>
     <w:p>
@@ -4275,7 +4275,7 @@
           <w:b/>
           <w:bCs/>
         </w:rPr>
-        <w:t xml:space="preserve">50 tools</w:t>
+        <w:t xml:space="preserve">51 tools</w:t>
       </w:r>
       <w:r>
         <w:t xml:space="preserve"> spanning the public data any agent needs, a full proposal pipeline, and the proprietary intelligence no competitor can copy, all under a contract that returns real data or honestly returns nothing.</w:t>

--- a/docs/marketing/Mindy-MCP-Whitepaper.docx
+++ b/docs/marketing/Mindy-MCP-Whitepaper.docx
@@ -324,7 +324,7 @@
         <w:rPr>
           <w:color w:val="5B34D6"/>
         </w:rPr>
-        <w:t xml:space="preserve">What Mindy MCP gives an agent — 51 tools across four layers</w:t>
+        <w:t xml:space="preserve">What Mindy MCP gives an agent — 52 tools across four layers</w:t>
       </w:r>
     </w:p>
     <w:p>
@@ -4275,7 +4275,7 @@
           <w:b/>
           <w:bCs/>
         </w:rPr>
-        <w:t xml:space="preserve">51 tools</w:t>
+        <w:t xml:space="preserve">52 tools</w:t>
       </w:r>
       <w:r>
         <w:t xml:space="preserve"> spanning the public data any agent needs, a full proposal pipeline, and the proprietary intelligence no competitor can copy, all under a contract that returns real data or honestly returns nothing.</w:t>

--- a/docs/marketing/Mindy-MCP-Whitepaper.docx
+++ b/docs/marketing/Mindy-MCP-Whitepaper.docx
@@ -324,7 +324,7 @@
         <w:rPr>
           <w:color w:val="5B34D6"/>
         </w:rPr>
-        <w:t xml:space="preserve">What Mindy MCP gives an agent — 52 tools across four layers</w:t>
+        <w:t xml:space="preserve">What Mindy MCP gives an agent — 53 tools across four layers</w:t>
       </w:r>
     </w:p>
     <w:p>
@@ -4275,7 +4275,7 @@
           <w:b/>
           <w:bCs/>
         </w:rPr>
-        <w:t xml:space="preserve">52 tools</w:t>
+        <w:t xml:space="preserve">53 tools</w:t>
       </w:r>
       <w:r>
         <w:t xml:space="preserve"> spanning the public data any agent needs, a full proposal pipeline, and the proprietary intelligence no competitor can copy, all under a contract that returns real data or honestly returns nothing.</w:t>

--- a/docs/marketing/Mindy-MCP-Whitepaper.docx
+++ b/docs/marketing/Mindy-MCP-Whitepaper.docx
@@ -324,7 +324,7 @@
         <w:rPr>
           <w:color w:val="5B34D6"/>
         </w:rPr>
-        <w:t xml:space="preserve">What Mindy MCP gives an agent — 53 tools across four layers</w:t>
+        <w:t xml:space="preserve">What Mindy MCP gives an agent — 52 tools across four layers</w:t>
       </w:r>
     </w:p>
     <w:p>
@@ -4275,7 +4275,7 @@
           <w:b/>
           <w:bCs/>
         </w:rPr>
-        <w:t xml:space="preserve">53 tools</w:t>
+        <w:t xml:space="preserve">52 tools</w:t>
       </w:r>
       <w:r>
         <w:t xml:space="preserve"> spanning the public data any agent needs, a full proposal pipeline, and the proprietary intelligence no competitor can copy, all under a contract that returns real data or honestly returns nothing.</w:t>
